--- a/complet/modeles/CSPS17_Suivi_Declaration_Prealable_v3.docx
+++ b/complet/modeles/CSPS17_Suivi_Declaration_Prealable_v3.docx
@@ -4608,6 +4608,43 @@
               <w:szCs w:val="18"/>
             </w:rPr>
             <w:t>Alain SUZANNE | 07 81 08 30 54 | coordo17sps@gmail.com</w:t>
+          </w:r>
+        </w:p>
+      </w:tc>
+    </w:tr>
+    <w:tr>
+      <w:tc>
+        <w:tcPr>
+          <w:tcW w:w="2000" w:type="dxa"/>
+          <w:tcBorders>
+            <w:top w:val="none" w:sz="0" w:space="0" w:color="FFFFFF"/>
+            <w:left w:val="none" w:sz="0" w:space="0" w:color="FFFFFF"/>
+            <w:bottom w:val="none" w:sz="0" w:space="0" w:color="FFFFFF"/>
+            <w:right w:val="none" w:sz="0" w:space="0" w:color="FFFFFF"/>
+          </w:tcBorders>
+          <w:shd w:val="clear" w:color="auto" w:fill="FFFFFF"/>
+          <w:tcMar>
+            <w:top w:w="0" w:type="dxa"/>
+            <w:left w:w="60" w:type="dxa"/>
+            <w:bottom w:w="20" w:type="dxa"/>
+            <w:right w:w="60" w:type="dxa"/>
+          </w:tcMar>
+          <w:vAlign w:val="center"/>
+        </w:tcPr>
+        <w:p>
+          <w:pPr>
+            <w:jc w:val="center"/>
+            <w:bookmarkStart w:id="9001" w:name="CSPS17-VERSION"/>
+            <w:bookmarkEnd w:id="9001"/>
+          </w:pPr>
+          <w:r>
+            <w:rPr>
+              <w:rFonts w:ascii="Arial" w:eastAsia="Arial" w:hAnsi="Arial" w:cs="Arial"/>
+              <w:color w:val="999999"/>
+              <w:sz w:val="13"/>
+              <w:szCs w:val="13"/>
+            </w:rPr>
+            <w:t xml:space="preserve">v3</w:t>
           </w:r>
         </w:p>
       </w:tc>

--- a/complet/modeles/CSPS17_Suivi_Declaration_Prealable_v3.docx
+++ b/complet/modeles/CSPS17_Suivi_Declaration_Prealable_v3.docx
@@ -629,7 +629,11 @@
               <w:right w:w="110" w:type="dxa"/>
             </w:tcMar>
           </w:tcPr>
-          <w:p/>
+          <w:p>
+            <w:r>
+              <w:t>{{moa_nom}}</w:t>
+            </w:r>
+          </w:p>
         </w:tc>
         <w:tc>
           <w:tcPr>
@@ -786,7 +790,11 @@
               <w:right w:w="110" w:type="dxa"/>
             </w:tcMar>
           </w:tcPr>
-          <w:p/>
+          <w:p>
+            <w:r>
+              <w:t>{{chantier_debut}}</w:t>
+            </w:r>
+          </w:p>
         </w:tc>
         <w:tc>
           <w:tcPr>
@@ -805,7 +813,11 @@
               <w:right w:w="110" w:type="dxa"/>
             </w:tcMar>
           </w:tcPr>
-          <w:p/>
+          <w:p>
+            <w:r>
+              <w:t>{{chantier_duree}}</w:t>
+            </w:r>
+          </w:p>
         </w:tc>
       </w:tr>
       <w:tr>
@@ -972,7 +984,11 @@
               <w:right w:w="110" w:type="dxa"/>
             </w:tcMar>
           </w:tcPr>
-          <w:p/>
+          <w:p>
+            <w:r>
+              <w:t>{{chantier_hj}}</w:t>
+            </w:r>
+          </w:p>
         </w:tc>
         <w:tc>
           <w:tcPr>
@@ -2618,8 +2634,9 @@
                 <w:sz w:val="16"/>
                 <w:szCs w:val="16"/>
               </w:rPr>
-              <w:lastRenderedPageBreak/>
               <w:t>DREETS (ex-Inspection du Travail) — territorialement compétente</w:t>
+              <w:br/>
+              <w:t>{{dreets_nom}}</w:t>
             </w:r>
           </w:p>
         </w:tc>
@@ -2739,6 +2756,8 @@
                 <w:szCs w:val="16"/>
               </w:rPr>
               <w:t>CARSAT / CRAMIF (Île-de-France) / CGSS (DOM-TOM) — selon région</w:t>
+              <w:br/>
+              <w:t>{{carsat_nom}}</w:t>
             </w:r>
           </w:p>
         </w:tc>
@@ -2858,6 +2877,8 @@
                 <w:szCs w:val="16"/>
               </w:rPr>
               <w:t>OPPBTP — territorialement compétent</w:t>
+              <w:br/>
+              <w:t>{{oppbtp_nom}}</w:t>
             </w:r>
           </w:p>
         </w:tc>
@@ -3238,7 +3259,7 @@
                 <w:sz w:val="16"/>
                 <w:szCs w:val="16"/>
               </w:rPr>
-              <w:t>DREETS</w:t>
+              <w:t>DREETS — {{dreets_nom}}</w:t>
             </w:r>
           </w:p>
         </w:tc>
@@ -3357,7 +3378,7 @@
                 <w:sz w:val="16"/>
                 <w:szCs w:val="16"/>
               </w:rPr>
-              <w:t>CARSAT / CRAMIF / CGSS</w:t>
+              <w:t>CARSAT / CRAMIF / CGSS — {{carsat_nom}}</w:t>
             </w:r>
           </w:p>
         </w:tc>
@@ -3476,7 +3497,7 @@
                 <w:sz w:val="16"/>
                 <w:szCs w:val="16"/>
               </w:rPr>
-              <w:t>OPPBTP</w:t>
+              <w:t>OPPBTP — {{oppbtp_nom}}</w:t>
             </w:r>
           </w:p>
         </w:tc>

--- a/complet/modeles/CSPS17_Suivi_Declaration_Prealable_v3.docx
+++ b/complet/modeles/CSPS17_Suivi_Declaration_Prealable_v3.docx
@@ -792,7 +792,7 @@
           </w:tcPr>
           <w:p>
             <w:r>
-              <w:t>{{chantier_debut}}</w:t>
+              <w:t>{{chantier_debut_fr}}</w:t>
             </w:r>
           </w:p>
         </w:tc>
